--- a/VibeCoding/reflection report.docx
+++ b/VibeCoding/reflection report.docx
@@ -56,17 +56,7 @@
           <w:szCs w:val="24"/>
           <w:lang w:val="en-GB"/>
         </w:rPr>
-        <w:t>Prompts you have used</w:t>
-      </w:r>
-      <w:r>
-        <w:rPr>
-          <w:b/>
-          <w:bCs/>
-          <w:sz w:val="24"/>
-          <w:szCs w:val="24"/>
-          <w:lang w:val="en-GB"/>
-        </w:rPr>
-        <w:t>:</w:t>
+        <w:t>Prompts you have used:</w:t>
       </w:r>
     </w:p>
     <w:p>
@@ -90,31 +80,7 @@
           <w:szCs w:val="24"/>
           <w:lang w:val="en-GB"/>
         </w:rPr>
-        <w:t xml:space="preserve">I want to generate a Student Profile Card including name, stream, short bio and profile image placeholder. </w:t>
-      </w:r>
-      <w:r>
-        <w:rPr>
-          <w:sz w:val="24"/>
-          <w:szCs w:val="24"/>
-          <w:lang w:val="en-GB"/>
-        </w:rPr>
-        <w:t>G</w:t>
-      </w:r>
-      <w:r>
-        <w:rPr>
-          <w:sz w:val="24"/>
-          <w:szCs w:val="24"/>
-          <w:lang w:val="en-GB"/>
-        </w:rPr>
-        <w:t>enerate the html code for that and save the file as index.html</w:t>
-      </w:r>
-      <w:r>
-        <w:rPr>
-          <w:sz w:val="24"/>
-          <w:szCs w:val="24"/>
-          <w:lang w:val="en-GB"/>
-        </w:rPr>
-        <w:t>.</w:t>
+        <w:t>I want to generate a Student Profile Card including name, stream, short bio and profile image placeholder. Generate the html code for that and save the file as index.html.</w:t>
       </w:r>
     </w:p>
     <w:p>
@@ -148,63 +114,7 @@
           <w:szCs w:val="24"/>
           <w:lang w:val="en-GB"/>
         </w:rPr>
-        <w:t>Identify</w:t>
-      </w:r>
-      <w:r>
-        <w:rPr>
-          <w:sz w:val="24"/>
-          <w:szCs w:val="24"/>
-          <w:lang w:val="en-GB"/>
-        </w:rPr>
-        <w:t xml:space="preserve"> the </w:t>
-      </w:r>
-      <w:r>
-        <w:rPr>
-          <w:sz w:val="24"/>
-          <w:szCs w:val="24"/>
-          <w:lang w:val="en-GB"/>
-        </w:rPr>
-        <w:t>&lt;div&gt; structure</w:t>
-      </w:r>
-      <w:r>
-        <w:rPr>
-          <w:sz w:val="24"/>
-          <w:szCs w:val="24"/>
-          <w:lang w:val="en-GB"/>
-        </w:rPr>
-        <w:t xml:space="preserve">, </w:t>
-      </w:r>
-      <w:r>
-        <w:rPr>
-          <w:sz w:val="24"/>
-          <w:szCs w:val="24"/>
-          <w:lang w:val="en-GB"/>
-        </w:rPr>
-        <w:t>&lt;head&gt; section</w:t>
-      </w:r>
-      <w:r>
-        <w:rPr>
-          <w:sz w:val="24"/>
-          <w:szCs w:val="24"/>
-          <w:lang w:val="en-GB"/>
-        </w:rPr>
-        <w:t xml:space="preserve"> and </w:t>
-      </w:r>
-      <w:r>
-        <w:rPr>
-          <w:sz w:val="24"/>
-          <w:szCs w:val="24"/>
-          <w:lang w:val="en-GB"/>
-        </w:rPr>
-        <w:t>CSS styling section in the file</w:t>
-      </w:r>
-      <w:r>
-        <w:rPr>
-          <w:sz w:val="24"/>
-          <w:szCs w:val="24"/>
-          <w:lang w:val="en-GB"/>
-        </w:rPr>
-        <w:t>.</w:t>
+        <w:t>Identify the &lt;div&gt; structure, &lt;head&gt; section and CSS styling section in the file.</w:t>
       </w:r>
     </w:p>
     <w:p>
@@ -238,23 +148,7 @@
           <w:szCs w:val="24"/>
           <w:lang w:val="en-GB"/>
         </w:rPr>
-        <w:t>N</w:t>
-      </w:r>
-      <w:r>
-        <w:rPr>
-          <w:sz w:val="24"/>
-          <w:szCs w:val="24"/>
-          <w:lang w:val="en-GB"/>
-        </w:rPr>
-        <w:t>ow, improve the design by adding rounded corners, shadows, changing fonts and by adding gradient background in the html file</w:t>
-      </w:r>
-      <w:r>
-        <w:rPr>
-          <w:sz w:val="24"/>
-          <w:szCs w:val="24"/>
-          <w:lang w:val="en-GB"/>
-        </w:rPr>
-        <w:t>.</w:t>
+        <w:t>Now, improve the design by adding rounded corners, shadows, changing fonts and by adding gradient background in the html file.</w:t>
       </w:r>
     </w:p>
     <w:p>
@@ -326,6 +220,27 @@
         </w:rPr>
         <w:t xml:space="preserve"> - </w:t>
       </w:r>
+      <w:hyperlink r:id="rId5" w:history="1">
+        <w:r>
+          <w:rPr>
+            <w:rStyle w:val="Hyperlink"/>
+            <w:sz w:val="24"/>
+            <w:szCs w:val="24"/>
+            <w:lang w:val="en-GB"/>
+          </w:rPr>
+          <w:t>https://github.com/sulani949/VibeCoding/tree/main/VibeCoding</w:t>
+        </w:r>
+      </w:hyperlink>
+    </w:p>
+    <w:p>
+      <w:pPr>
+        <w:spacing w:after="0"/>
+        <w:rPr>
+          <w:sz w:val="24"/>
+          <w:szCs w:val="24"/>
+          <w:lang w:val="en-GB"/>
+        </w:rPr>
+      </w:pPr>
     </w:p>
     <w:sectPr>
       <w:pgSz w:w="11909" w:h="16834" w:code="9"/>
@@ -1061,6 +976,7 @@
   <w:style w:type="character" w:default="1" w:styleId="DefaultParagraphFont">
     <w:name w:val="Default Paragraph Font"/>
     <w:uiPriority w:val="1"/>
+    <w:semiHidden/>
     <w:unhideWhenUsed/>
   </w:style>
   <w:style w:type="table" w:default="1" w:styleId="TableNormal">
@@ -1372,6 +1288,29 @@
       <w:smallCaps/>
       <w:color w:val="0F4761" w:themeColor="accent1" w:themeShade="BF"/>
       <w:spacing w:val="5"/>
+    </w:rPr>
+  </w:style>
+  <w:style w:type="character" w:styleId="Hyperlink">
+    <w:name w:val="Hyperlink"/>
+    <w:basedOn w:val="DefaultParagraphFont"/>
+    <w:uiPriority w:val="99"/>
+    <w:unhideWhenUsed/>
+    <w:rsid w:val="000C6A89"/>
+    <w:rPr>
+      <w:color w:val="467886" w:themeColor="hyperlink"/>
+      <w:u w:val="single"/>
+    </w:rPr>
+  </w:style>
+  <w:style w:type="character" w:styleId="UnresolvedMention">
+    <w:name w:val="Unresolved Mention"/>
+    <w:basedOn w:val="DefaultParagraphFont"/>
+    <w:uiPriority w:val="99"/>
+    <w:semiHidden/>
+    <w:unhideWhenUsed/>
+    <w:rsid w:val="000C6A89"/>
+    <w:rPr>
+      <w:color w:val="605E5C"/>
+      <w:shd w:val="clear" w:color="auto" w:fill="E1DFDD"/>
     </w:rPr>
   </w:style>
 </w:styles>
